--- a/a7/packages/A7 Unit 4 - Solving Problems with Rational Numbers/Answer Keys/A7 4.05  Question Bank Key.docx
+++ b/a7/packages/A7 Unit 4 - Solving Problems with Rational Numbers/Answer Keys/A7 4.05  Question Bank Key.docx
@@ -2550,19 +2550,19 @@
                 <w:rFonts w:ascii="FreeSerif" w:hAnsi="FreeSerif" w:eastAsia="FreeSerif"/>
                 <w:b w:val="0"/>
                 <w:i w:val="0"/>
-                <w:color w:val="9E1B32"/>
+                <w:color w:val="1A1A1A"/>
                 <w:sz w:val="22"/>
               </w:rPr>
-              <w:t xml:space="preserve">●   </w:t>
+              <w:t xml:space="preserve">○   </w:t>
             </w:r>
             <w:r>
               <w:rPr>
-                <w:b/>
+                <w:b w:val="0"/>
                 <w:i w:val="0"/>
-                <w:color w:val="9E1B32"/>
+                <w:color w:val="1A1A1A"/>
                 <w:sz w:val="22"/>
               </w:rPr>
-              <w:t>A.  10</w:t>
+              <w:t>A.  14</w:t>
             </w:r>
           </w:p>
           <w:p>
@@ -2587,7 +2587,7 @@
                 <w:color w:val="1A1A1A"/>
                 <w:sz w:val="22"/>
               </w:rPr>
-              <w:t>B.  14</w:t>
+              <w:t>B.  100</w:t>
             </w:r>
           </w:p>
           <w:p>
@@ -2600,19 +2600,19 @@
                 <w:rFonts w:ascii="FreeSerif" w:hAnsi="FreeSerif" w:eastAsia="FreeSerif"/>
                 <w:b w:val="0"/>
                 <w:i w:val="0"/>
-                <w:color w:val="1A1A1A"/>
+                <w:color w:val="9E1B32"/>
                 <w:sz w:val="22"/>
               </w:rPr>
-              <w:t xml:space="preserve">○   </w:t>
+              <w:t xml:space="preserve">●   </w:t>
             </w:r>
             <w:r>
               <w:rPr>
-                <w:b w:val="0"/>
+                <w:b/>
                 <w:i w:val="0"/>
-                <w:color w:val="1A1A1A"/>
+                <w:color w:val="9E1B32"/>
                 <w:sz w:val="22"/>
               </w:rPr>
-              <w:t>C.  100</w:t>
+              <w:t>C.  10</w:t>
             </w:r>
           </w:p>
           <w:p>
@@ -2652,7 +2652,7 @@
                 <w:color w:val="9E1B32"/>
                 <w:sz w:val="22"/>
               </w:rPr>
-              <w:t>A</w:t>
+              <w:t>C</w:t>
             </w:r>
           </w:p>
         </w:tc>
@@ -2732,16 +2732,16 @@
                 <w:rFonts w:ascii="FreeSerif" w:hAnsi="FreeSerif" w:eastAsia="FreeSerif"/>
                 <w:b w:val="0"/>
                 <w:i w:val="0"/>
-                <w:color w:val="9E1B32"/>
+                <w:color w:val="1A1A1A"/>
                 <w:sz w:val="22"/>
               </w:rPr>
-              <w:t xml:space="preserve">☒   </w:t>
+              <w:t xml:space="preserve">☐   </w:t>
             </w:r>
             <w:r>
               <w:rPr>
-                <w:b/>
+                <w:b w:val="0"/>
                 <w:i w:val="0"/>
-                <w:color w:val="9E1B32"/>
+                <w:color w:val="1A1A1A"/>
                 <w:sz w:val="22"/>
               </w:rPr>
               <w:t xml:space="preserve">A.  </w:t>
@@ -2749,7 +2749,7 @@
             <w:r>
               <w:drawing>
                 <wp:inline xmlns:a="http://schemas.openxmlformats.org/drawingml/2006/main" xmlns:pic="http://schemas.openxmlformats.org/drawingml/2006/picture">
-                  <wp:extent cx="262128" cy="204216"/>
+                  <wp:extent cx="655320" cy="204216"/>
                   <wp:docPr id="33" name="Picture 33"/>
                   <wp:cNvGraphicFramePr>
                     <a:graphicFrameLocks noChangeAspect="1"/>
@@ -2758,7 +2758,7 @@
                     <a:graphicData uri="http://schemas.openxmlformats.org/drawingml/2006/picture">
                       <pic:pic>
                         <pic:nvPicPr>
-                          <pic:cNvPr id="0" name="c24f8b05e1dabd07.png"/>
+                          <pic:cNvPr id="0" name="113aa184897ac7be.png"/>
                           <pic:cNvPicPr/>
                         </pic:nvPicPr>
                         <pic:blipFill>
@@ -2770,7 +2770,7 @@
                         <pic:spPr>
                           <a:xfrm>
                             <a:off x="0" y="0"/>
-                            <a:ext cx="262128" cy="204216"/>
+                            <a:ext cx="655320" cy="204216"/>
                           </a:xfrm>
                           <a:prstGeom prst="rect"/>
                         </pic:spPr>
@@ -2808,7 +2808,7 @@
             <w:r>
               <w:drawing>
                 <wp:inline xmlns:a="http://schemas.openxmlformats.org/drawingml/2006/main" xmlns:pic="http://schemas.openxmlformats.org/drawingml/2006/picture">
-                  <wp:extent cx="344424" cy="204216"/>
+                  <wp:extent cx="655320" cy="204216"/>
                   <wp:docPr id="34" name="Picture 34"/>
                   <wp:cNvGraphicFramePr>
                     <a:graphicFrameLocks noChangeAspect="1"/>
@@ -2817,7 +2817,7 @@
                     <a:graphicData uri="http://schemas.openxmlformats.org/drawingml/2006/picture">
                       <pic:pic>
                         <pic:nvPicPr>
-                          <pic:cNvPr id="0" name="50d3ac62d43df877.png"/>
+                          <pic:cNvPr id="0" name="4499126c617a1f61.png"/>
                           <pic:cNvPicPr/>
                         </pic:nvPicPr>
                         <pic:blipFill>
@@ -2829,7 +2829,7 @@
                         <pic:spPr>
                           <a:xfrm>
                             <a:off x="0" y="0"/>
-                            <a:ext cx="344424" cy="204216"/>
+                            <a:ext cx="655320" cy="204216"/>
                           </a:xfrm>
                           <a:prstGeom prst="rect"/>
                         </pic:spPr>
@@ -2926,7 +2926,7 @@
             <w:r>
               <w:drawing>
                 <wp:inline xmlns:a="http://schemas.openxmlformats.org/drawingml/2006/main" xmlns:pic="http://schemas.openxmlformats.org/drawingml/2006/picture">
-                  <wp:extent cx="655320" cy="204216"/>
+                  <wp:extent cx="344424" cy="204216"/>
                   <wp:docPr id="36" name="Picture 36"/>
                   <wp:cNvGraphicFramePr>
                     <a:graphicFrameLocks noChangeAspect="1"/>
@@ -2935,7 +2935,7 @@
                     <a:graphicData uri="http://schemas.openxmlformats.org/drawingml/2006/picture">
                       <pic:pic>
                         <pic:nvPicPr>
-                          <pic:cNvPr id="0" name="4499126c617a1f61.png"/>
+                          <pic:cNvPr id="0" name="50d3ac62d43df877.png"/>
                           <pic:cNvPicPr/>
                         </pic:nvPicPr>
                         <pic:blipFill>
@@ -2947,7 +2947,7 @@
                         <pic:spPr>
                           <a:xfrm>
                             <a:off x="0" y="0"/>
-                            <a:ext cx="655320" cy="204216"/>
+                            <a:ext cx="344424" cy="204216"/>
                           </a:xfrm>
                           <a:prstGeom prst="rect"/>
                         </pic:spPr>
@@ -3027,16 +3027,16 @@
                 <w:rFonts w:ascii="FreeSerif" w:hAnsi="FreeSerif" w:eastAsia="FreeSerif"/>
                 <w:b w:val="0"/>
                 <w:i w:val="0"/>
-                <w:color w:val="1A1A1A"/>
+                <w:color w:val="9E1B32"/>
                 <w:sz w:val="22"/>
               </w:rPr>
-              <w:t xml:space="preserve">☐   </w:t>
+              <w:t xml:space="preserve">☒   </w:t>
             </w:r>
             <w:r>
               <w:rPr>
-                <w:b w:val="0"/>
+                <w:b/>
                 <w:i w:val="0"/>
-                <w:color w:val="1A1A1A"/>
+                <w:color w:val="9E1B32"/>
                 <w:sz w:val="22"/>
               </w:rPr>
               <w:t xml:space="preserve">F.  </w:t>
@@ -3044,7 +3044,7 @@
             <w:r>
               <w:drawing>
                 <wp:inline xmlns:a="http://schemas.openxmlformats.org/drawingml/2006/main" xmlns:pic="http://schemas.openxmlformats.org/drawingml/2006/picture">
-                  <wp:extent cx="655320" cy="204216"/>
+                  <wp:extent cx="262128" cy="204216"/>
                   <wp:docPr id="38" name="Picture 38"/>
                   <wp:cNvGraphicFramePr>
                     <a:graphicFrameLocks noChangeAspect="1"/>
@@ -3053,7 +3053,7 @@
                     <a:graphicData uri="http://schemas.openxmlformats.org/drawingml/2006/picture">
                       <pic:pic>
                         <pic:nvPicPr>
-                          <pic:cNvPr id="0" name="113aa184897ac7be.png"/>
+                          <pic:cNvPr id="0" name="c24f8b05e1dabd07.png"/>
                           <pic:cNvPicPr/>
                         </pic:nvPicPr>
                         <pic:blipFill>
@@ -3065,7 +3065,7 @@
                         <pic:spPr>
                           <a:xfrm>
                             <a:off x="0" y="0"/>
-                            <a:ext cx="655320" cy="204216"/>
+                            <a:ext cx="262128" cy="204216"/>
                           </a:xfrm>
                           <a:prstGeom prst="rect"/>
                         </pic:spPr>
@@ -3088,7 +3088,7 @@
                 <w:color w:val="9E1B32"/>
                 <w:sz w:val="22"/>
               </w:rPr>
-              <w:t>A, B, C and D</w:t>
+              <w:t>B, C, D and F</w:t>
             </w:r>
           </w:p>
           <w:p>
@@ -3146,7 +3146,7 @@
                 <w:color w:val="6B6B6B"/>
                 <w:sz w:val="19"/>
               </w:rPr>
-              <w:t xml:space="preserve"> and D's is </w:t>
+              <w:t xml:space="preserve"> and B's is </w:t>
             </w:r>
             <w:r>
               <w:drawing>
